--- a/careers/jds/Batch6_JDs_Creative_Learning_Sales.docx
+++ b/careers/jds/Batch6_JDs_Creative_Learning_Sales.docx
@@ -4737,7 +4737,7 @@
           <w:sz w:val="22"/>
           <w:szCs w:val="22"/>
         </w:rPr>
-        <w:t xml:space="preserve">The Training and Certification Sales Representative sells the lab's PRISM Certification Program and Learning Academy courses to enterprise clients, individual practitioners, and academic institutions. The certification program is one of the lab's highest-potential revenue streams, projected to generate $1M or more annually at scale.</w:t>
+        <w:t xml:space="preserve">The Training and Certification Sales Representative sells the lab's PRISM Certification Program and Learning Academy courses to enterprise clients, individual practitioners, and academic institutions. The certification program is one of the lab's highest-potential revenue streams, projected to generate $1M or more annually at scale. This role starts as an individual contributor. When you hit your first three revenue milestones, you earn the right to build and lead your own training and certification sales team. The revenue you generate funds the team you build.</w:t>
       </w:r>
     </w:p>
     <w:p>
@@ -6096,7 +6096,7 @@
           <w:sz w:val="22"/>
           <w:szCs w:val="22"/>
         </w:rPr>
-        <w:t xml:space="preserve">The Events and Sponsorship Sales Representative sells sponsorship packages, attendee tickets, and premium participation slots across the lab's entire events portfolio: the annual PRISM Summit, quarterly golf tournaments, monthly roundtables, think tanks, virtual conferences, hackathons, retreats, and telethons. Events are projected to generate $3M or more annually at scale.</w:t>
+        <w:t xml:space="preserve">The Events and Sponsorship Sales Representative sells sponsorship packages, attendee tickets, and premium participation slots across the lab's entire events portfolio: the annual PRISM Summit, quarterly golf tournaments, monthly roundtables, think tanks, virtual conferences, hackathons, retreats, and telethons. Events are projected to generate $3M or more annually at scale. This role starts as an individual contributor. When you hit your first three revenue milestones, you earn the right to build and lead your own events and sponsorship sales team. This role includes a travel budget and company credit card for sponsor meetings, venue site visits, and event attendance across the lab's calendar.</w:t>
       </w:r>
     </w:p>
     <w:p>
